--- a/teacher_guides/es/scenario_bite_future_13-16_guide.docx
+++ b/teacher_guides/es/scenario_bite_future_13-16_guide.docx
@@ -28,7 +28,7 @@
           <w:color w:val="000000"/>
           <w:sz w:val="32"/>
         </w:rPr>
-        <w:t xml:space="preserve">TITULO:  Una mordedura del futuro</w:t>
+        <w:t xml:space="preserve">TÍTULO: Un bocado del futuro</w:t>
       </w:r>
     </w:p>
     <w:p>
